--- a/pc_package/PCR-006_viral_inactivation.docx
+++ b/pc_package/PCR-006_viral_inactivation.docx
@@ -11967,13 +11967,13 @@
         <w:t xml:space="preserve"> </w:t>
       </w:r>
       <w:r>
-        <w:t xml:space="preserve">differs between them. For aggregate and for acidic variants the criterion is the drug</w:t>
-      </w:r>
-      <w:r>
-        <w:t xml:space="preserve"> </w:t>
-      </w:r>
-      <w:r>
-        <w:t xml:space="preserve">substance specification given in</w:t>
+        <w:t xml:space="preserve">differs between them, and it differs in three ways. For acidic variants the criterion is the</w:t>
+      </w:r>
+      <w:r>
+        <w:t xml:space="preserve"> </w:t>
+      </w:r>
+      <w:r>
+        <w:t xml:space="preserve">drug substance specification given in</w:t>
       </w:r>
       <w:r>
         <w:t xml:space="preserve"> </w:t>
@@ -11987,7 +11987,43 @@
         </w:r>
       </w:hyperlink>
       <w:r>
-        <w:t xml:space="preserve">. For enveloped-virus clearance it is not, because</w:t>
+        <w:t xml:space="preserve">, because no later step changes that attribute</w:t>
+      </w:r>
+      <w:r>
+        <w:t xml:space="preserve"> </w:t>
+      </w:r>
+      <w:r>
+        <w:t xml:space="preserve">enough to matter and the specification already applies here. For aggregate it is the</w:t>
+      </w:r>
+      <w:r>
+        <w:t xml:space="preserve"> </w:t>
+      </w:r>
+      <w:r>
+        <w:t xml:space="preserve">in-process limit of 2.17 %, which is the drug substance criterion of</w:t>
+      </w:r>
+      <w:r>
+        <w:t xml:space="preserve"> </w:t>
+      </w:r>
+      <w:r>
+        <w:t xml:space="preserve">5 % carried back through the clearance cation exchange delivers</w:t>
+      </w:r>
+      <w:r>
+        <w:t xml:space="preserve"> </w:t>
+      </w:r>
+      <w:r>
+        <w:t xml:space="preserve">and then divided by an assurance margin. Low pH holding raises aggregate, and cation exchange</w:t>
+      </w:r>
+      <w:r>
+        <w:t xml:space="preserve"> </w:t>
+      </w:r>
+      <w:r>
+        <w:t xml:space="preserve">is what removes it again, so the pool leaving this step is judged on what it hands forward.</w:t>
+      </w:r>
+      <w:r>
+        <w:t xml:space="preserve"> </w:t>
+      </w:r>
+      <w:r>
+        <w:t xml:space="preserve">For enveloped-virus clearance it is neither, because</w:t>
       </w:r>
       <w:r>
         <w:t xml:space="preserve"> </w:t>
@@ -12172,13 +12208,13 @@
         </w:r>
       </w:hyperlink>
       <w:r>
-        <w:t xml:space="preserve">). The difference changes no</w:t>
-      </w:r>
-      <w:r>
-        <w:t xml:space="preserve"> </w:t>
-      </w:r>
-      <w:r>
-        <w:t xml:space="preserve">range in</w:t>
+        <w:t xml:space="preserve">). The difference changes</w:t>
+      </w:r>
+      <w:r>
+        <w:t xml:space="preserve"> </w:t>
+      </w:r>
+      <w:r>
+        <w:t xml:space="preserve">no clearance range in</w:t>
       </w:r>
       <w:r>
         <w:t xml:space="preserve"> </w:t>
@@ -12192,13 +12228,13 @@
         </w:r>
       </w:hyperlink>
       <w:r>
-        <w:t xml:space="preserve">, because at the process set-point values the lowest clearance predicted</w:t>
-      </w:r>
-      <w:r>
-        <w:t xml:space="preserve"> </w:t>
-      </w:r>
-      <w:r>
-        <w:t xml:space="preserve">anywhere along the pH range is 5.54 log</w:t>
+        <w:t xml:space="preserve">, because at the process set-point values the lowest clearance</w:t>
+      </w:r>
+      <w:r>
+        <w:t xml:space="preserve"> </w:t>
+      </w:r>
+      <w:r>
+        <w:t xml:space="preserve">predicted anywhere along the pH range is 5.54 log</w:t>
       </w:r>
       <w:r>
         <w:rPr>
@@ -12207,13 +12243,13 @@
         <w:t xml:space="preserve">10</w:t>
       </w:r>
       <w:r>
-        <w:t xml:space="preserve">, which is still above the</w:t>
-      </w:r>
-      <w:r>
-        <w:t xml:space="preserve"> </w:t>
-      </w:r>
-      <w:r>
-        <w:t xml:space="preserve">floor of 4.93 log</w:t>
+        <w:t xml:space="preserve">, which is</w:t>
+      </w:r>
+      <w:r>
+        <w:t xml:space="preserve"> </w:t>
+      </w:r>
+      <w:r>
+        <w:t xml:space="preserve">still above the floor of 4.93 log</w:t>
       </w:r>
       <w:r>
         <w:rPr>
@@ -12260,12 +12296,13 @@
               <w:tblLook w:firstRow="1" w:lastRow="0" w:firstColumn="0" w:lastColumn="0" w:noHBand="0" w:noVBand="0" w:val="0020"/>
             </w:tblPr>
             <w:tblGrid>
-              <w:gridCol w:w="1788"/>
-              <w:gridCol w:w="1447"/>
-              <w:gridCol w:w="1277"/>
-              <w:gridCol w:w="681"/>
-              <w:gridCol w:w="1618"/>
-              <w:gridCol w:w="1107"/>
+              <w:gridCol w:w="1569"/>
+              <w:gridCol w:w="1270"/>
+              <w:gridCol w:w="1120"/>
+              <w:gridCol w:w="597"/>
+              <w:gridCol w:w="971"/>
+              <w:gridCol w:w="1419"/>
+              <w:gridCol w:w="971"/>
             </w:tblGrid>
             <w:tr>
               <w:trPr>
@@ -12332,6 +12369,19 @@
                     <w:jc w:val="center"/>
                   </w:pPr>
                   <w:r>
+                    <w:t xml:space="preserve">Criterion</w:t>
+                  </w:r>
+                </w:p>
+              </w:tc>
+              <w:tc>
+                <w:tcPr/>
+                <w:p>
+                  <w:pPr>
+                    <w:pStyle w:val="Compact"/>
+                    <w:jc w:val="left"/>
+                    <w:jc w:val="center"/>
+                  </w:pPr>
+                  <w:r>
                     <w:t xml:space="preserve">PAR (set-point)</w:t>
                   </w:r>
                 </w:p>
@@ -12412,6 +12462,19 @@
                     <w:jc w:val="center"/>
                   </w:pPr>
                   <w:r>
+                    <w:t xml:space="preserve">≤ 2.17</w:t>
+                  </w:r>
+                </w:p>
+              </w:tc>
+              <w:tc>
+                <w:tcPr/>
+                <w:p>
+                  <w:pPr>
+                    <w:pStyle w:val="Compact"/>
+                    <w:jc w:val="left"/>
+                    <w:jc w:val="center"/>
+                  </w:pPr>
+                  <w:r>
                     <w:t xml:space="preserve">3.2–4</w:t>
                   </w:r>
                 </w:p>
@@ -12492,20 +12555,33 @@
                     <w:jc w:val="center"/>
                   </w:pPr>
                   <w:r>
-                    <w:t xml:space="preserve">60–180</w:t>
-                  </w:r>
-                </w:p>
-              </w:tc>
-              <w:tc>
-                <w:tcPr/>
-                <w:p>
-                  <w:pPr>
-                    <w:pStyle w:val="Compact"/>
-                    <w:jc w:val="left"/>
-                    <w:jc w:val="center"/>
-                  </w:pPr>
-                  <w:r>
-                    <w:t xml:space="preserve">60–180</w:t>
+                    <w:t xml:space="preserve">≤ 2.17</w:t>
+                  </w:r>
+                </w:p>
+              </w:tc>
+              <w:tc>
+                <w:tcPr/>
+                <w:p>
+                  <w:pPr>
+                    <w:pStyle w:val="Compact"/>
+                    <w:jc w:val="left"/>
+                    <w:jc w:val="center"/>
+                  </w:pPr>
+                  <w:r>
+                    <w:t xml:space="preserve">60–161</w:t>
+                  </w:r>
+                </w:p>
+              </w:tc>
+              <w:tc>
+                <w:tcPr/>
+                <w:p>
+                  <w:pPr>
+                    <w:pStyle w:val="Compact"/>
+                    <w:jc w:val="left"/>
+                    <w:jc w:val="center"/>
+                  </w:pPr>
+                  <w:r>
+                    <w:t xml:space="preserve">60–144</w:t>
                   </w:r>
                 </w:p>
               </w:tc>
@@ -12572,6 +12648,19 @@
                     <w:jc w:val="center"/>
                   </w:pPr>
                   <w:r>
+                    <w:t xml:space="preserve">≤ 2.17</w:t>
+                  </w:r>
+                </w:p>
+              </w:tc>
+              <w:tc>
+                <w:tcPr/>
+                <w:p>
+                  <w:pPr>
+                    <w:pStyle w:val="Compact"/>
+                    <w:jc w:val="left"/>
+                    <w:jc w:val="center"/>
+                  </w:pPr>
+                  <w:r>
                     <w:t xml:space="preserve">15–25</w:t>
                   </w:r>
                 </w:p>
@@ -12652,6 +12741,19 @@
                     <w:jc w:val="center"/>
                   </w:pPr>
                   <w:r>
+                    <w:t xml:space="preserve">≥ 4.93</w:t>
+                  </w:r>
+                </w:p>
+              </w:tc>
+              <w:tc>
+                <w:tcPr/>
+                <w:p>
+                  <w:pPr>
+                    <w:pStyle w:val="Compact"/>
+                    <w:jc w:val="left"/>
+                    <w:jc w:val="center"/>
+                  </w:pPr>
+                  <w:r>
                     <w:t xml:space="preserve">3.2–4</w:t>
                   </w:r>
                 </w:p>
@@ -12732,6 +12834,19 @@
                     <w:jc w:val="center"/>
                   </w:pPr>
                   <w:r>
+                    <w:t xml:space="preserve">≥ 4.93</w:t>
+                  </w:r>
+                </w:p>
+              </w:tc>
+              <w:tc>
+                <w:tcPr/>
+                <w:p>
+                  <w:pPr>
+                    <w:pStyle w:val="Compact"/>
+                    <w:jc w:val="left"/>
+                    <w:jc w:val="center"/>
+                  </w:pPr>
+                  <w:r>
                     <w:t xml:space="preserve">60–180</w:t>
                   </w:r>
                 </w:p>
@@ -12812,6 +12927,19 @@
                     <w:jc w:val="center"/>
                   </w:pPr>
                   <w:r>
+                    <w:t xml:space="preserve">≥ 4.93</w:t>
+                  </w:r>
+                </w:p>
+              </w:tc>
+              <w:tc>
+                <w:tcPr/>
+                <w:p>
+                  <w:pPr>
+                    <w:pStyle w:val="Compact"/>
+                    <w:jc w:val="left"/>
+                    <w:jc w:val="center"/>
+                  </w:pPr>
+                  <w:r>
                     <w:t xml:space="preserve">15–25</w:t>
                   </w:r>
                 </w:p>
@@ -12892,6 +13020,19 @@
                     <w:jc w:val="center"/>
                   </w:pPr>
                   <w:r>
+                    <w:t xml:space="preserve">≤ 40</w:t>
+                  </w:r>
+                </w:p>
+              </w:tc>
+              <w:tc>
+                <w:tcPr/>
+                <w:p>
+                  <w:pPr>
+                    <w:pStyle w:val="Compact"/>
+                    <w:jc w:val="left"/>
+                    <w:jc w:val="center"/>
+                  </w:pPr>
+                  <w:r>
                     <w:t xml:space="preserve">3.2–4</w:t>
                   </w:r>
                 </w:p>
@@ -12972,6 +13113,19 @@
                     <w:jc w:val="center"/>
                   </w:pPr>
                   <w:r>
+                    <w:t xml:space="preserve">≤ 40</w:t>
+                  </w:r>
+                </w:p>
+              </w:tc>
+              <w:tc>
+                <w:tcPr/>
+                <w:p>
+                  <w:pPr>
+                    <w:pStyle w:val="Compact"/>
+                    <w:jc w:val="left"/>
+                    <w:jc w:val="center"/>
+                  </w:pPr>
+                  <w:r>
                     <w:t xml:space="preserve">60–180</w:t>
                   </w:r>
                 </w:p>
@@ -13040,6 +13194,19 @@
                   </w:pPr>
                   <w:r>
                     <w:t xml:space="preserve">°C</w:t>
+                  </w:r>
+                </w:p>
+              </w:tc>
+              <w:tc>
+                <w:tcPr/>
+                <w:p>
+                  <w:pPr>
+                    <w:pStyle w:val="Compact"/>
+                    <w:jc w:val="left"/>
+                    <w:jc w:val="center"/>
+                  </w:pPr>
+                  <w:r>
+                    <w:t xml:space="preserve">≤ 40</w:t>
                   </w:r>
                 </w:p>
               </w:tc>
@@ -13081,19 +13248,19 @@
         <w:pStyle w:val="BodyText"/>
       </w:pPr>
       <w:r>
-        <w:t xml:space="preserve">Eight of the nine entries span the whole characterized range under both analyses. For</w:t>
-      </w:r>
-      <w:r>
-        <w:t xml:space="preserve"> </w:t>
-      </w:r>
-      <w:r>
-        <w:t xml:space="preserve">aggregate and for acidic variants no parameter is restricted at all, which follows directly</w:t>
-      </w:r>
-      <w:r>
-        <w:t xml:space="preserve"> </w:t>
-      </w:r>
-      <w:r>
-        <w:t xml:space="preserve">from</w:t>
+        <w:t xml:space="preserve">7 of the 9 entries span the whole</w:t>
+      </w:r>
+      <w:r>
+        <w:t xml:space="preserve"> </w:t>
+      </w:r>
+      <w:r>
+        <w:t xml:space="preserve">characterized range under both analyses, and 2 do not. For</w:t>
+      </w:r>
+      <w:r>
+        <w:t xml:space="preserve"> </w:t>
+      </w:r>
+      <w:r>
+        <w:t xml:space="preserve">acidic variants no parameter is restricted at all, which follows directly from</w:t>
       </w:r>
       <w:r>
         <w:t xml:space="preserve"> </w:t>
@@ -13107,19 +13274,43 @@
         </w:r>
       </w:hyperlink>
       <w:r>
-        <w:t xml:space="preserve">: both attributes stay far below their limits everywhere in the knowledge space, and</w:t>
-      </w:r>
-      <w:r>
-        <w:t xml:space="preserve"> </w:t>
-      </w:r>
-      <w:r>
-        <w:t xml:space="preserve">the highest aggregate predicted anywhere is 2.37 % against a limit of</w:t>
-      </w:r>
-      <w:r>
-        <w:t xml:space="preserve"> </w:t>
-      </w:r>
-      <w:r>
-        <w:t xml:space="preserve">5 %.</w:t>
+        <w:t xml:space="preserve">:</w:t>
+      </w:r>
+      <w:r>
+        <w:t xml:space="preserve"> </w:t>
+      </w:r>
+      <w:r>
+        <w:t xml:space="preserve">the attribute stays far below its limit everywhere in the knowledge space. Aggregate is</w:t>
+      </w:r>
+      <w:r>
+        <w:t xml:space="preserve"> </w:t>
+      </w:r>
+      <w:r>
+        <w:t xml:space="preserve">restricted in one parameter. Hold time is bounded under both analyses, because a longer hold</w:t>
+      </w:r>
+      <w:r>
+        <w:t xml:space="preserve"> </w:t>
+      </w:r>
+      <w:r>
+        <w:t xml:space="preserve">at low pH is what forms aggregate, and the highest aggregate predicted anywhere is</w:t>
+      </w:r>
+      <w:r>
+        <w:t xml:space="preserve"> </w:t>
+      </w:r>
+      <w:r>
+        <w:t xml:space="preserve">2.37 % against an in-process limit of</w:t>
+      </w:r>
+      <w:r>
+        <w:t xml:space="preserve"> </w:t>
+      </w:r>
+      <w:r>
+        <w:t xml:space="preserve">2.17 %. The design space that follows is</w:t>
+      </w:r>
+      <w:r>
+        <w:t xml:space="preserve"> </w:t>
+      </w:r>
+      <w:r>
+        <w:t xml:space="preserve">80 % of the characterized region.</w:t>
       </w:r>
     </w:p>
     <w:p>
@@ -13127,7 +13318,7 @@
         <w:pStyle w:val="BodyText"/>
       </w:pPr>
       <w:r>
-        <w:t xml:space="preserve">One entry is narrower than its characterized range. The proven acceptable range for</w:t>
+        <w:t xml:space="preserve">One further entry is narrower than its characterized range. The proven acceptable range for</w:t>
       </w:r>
       <w:r>
         <w:t xml:space="preserve"> </w:t>
@@ -15594,13 +15785,25 @@
         <w:pStyle w:val="BodyText"/>
       </w:pPr>
       <w:r>
-        <w:t xml:space="preserve">Proven acceptable ranges cover the whole characterized range for every parameter and attribute</w:t>
-      </w:r>
-      <w:r>
-        <w:t xml:space="preserve"> </w:t>
-      </w:r>
-      <w:r>
-        <w:t xml:space="preserve">except inactivation pH against clearance, which is restricted to</w:t>
+        <w:t xml:space="preserve">Proven acceptable ranges cover the whole characterized range in</w:t>
+      </w:r>
+      <w:r>
+        <w:t xml:space="preserve"> </w:t>
+      </w:r>
+      <w:r>
+        <w:t xml:space="preserve">7 of the 9 entries. Hold time</w:t>
+      </w:r>
+      <w:r>
+        <w:t xml:space="preserve"> </w:t>
+      </w:r>
+      <w:r>
+        <w:t xml:space="preserve">against aggregate is restricted under both analyses, because a longer hold at low pH forms</w:t>
+      </w:r>
+      <w:r>
+        <w:t xml:space="preserve"> </w:t>
+      </w:r>
+      <w:r>
+        <w:t xml:space="preserve">aggregate, and inactivation pH against clearance is restricted to</w:t>
       </w:r>
       <w:r>
         <w:t xml:space="preserve"> </w:t>
@@ -15612,7 +15815,13 @@
         <w:t xml:space="preserve"> </w:t>
       </w:r>
       <w:r>
-        <w:t xml:space="preserve">operating ranges. At commercial scale the cumulative enveloped-virus clearance has a one-sided</w:t>
+        <w:t xml:space="preserve">operating ranges. The design space is 80 % of the characterized</w:t>
+      </w:r>
+      <w:r>
+        <w:t xml:space="preserve"> </w:t>
+      </w:r>
+      <w:r>
+        <w:t xml:space="preserve">region. At commercial scale the cumulative enveloped-virus clearance has a one-sided</w:t>
       </w:r>
       <w:r>
         <w:t xml:space="preserve"> </w:t>
